--- a/2026 الى 2027/خطط القسم 2027/الخطة السنوية التنفيذية لقسم الكيمياء 2026/الخطة السنوية لقسم الكيمياء  2026-2027.docx
+++ b/2026 الى 2027/خطط القسم 2027/الخطة السنوية التنفيذية لقسم الكيمياء 2026/الخطة السنوية لقسم الكيمياء  2026-2027.docx
@@ -243,7 +243,7 @@
                                 <w:rtl/>
                                 <w:lang w:bidi="ar-QA"/>
                               </w:rPr>
-                              <w:t>5</w:t>
+                              <w:t>7</w:t>
                             </w:r>
                             <w:r>
                               <w:rPr>
@@ -464,7 +464,7 @@
                           <w:rtl/>
                           <w:lang w:bidi="ar-QA"/>
                         </w:rPr>
-                        <w:t>5</w:t>
+                        <w:t>7</w:t>
                       </w:r>
                       <w:r>
                         <w:rPr>
@@ -898,7 +898,7 @@
           <w:u w:val="single"/>
           <w:rtl/>
         </w:rPr>
-        <w:t>6</w:t>
+        <w:t>7</w:t>
       </w:r>
       <w:r>
         <w:rPr>
@@ -925,7 +925,7 @@
           <w:rtl/>
           <w:lang w:bidi="ar-QA"/>
         </w:rPr>
-        <w:t>5</w:t>
+        <w:t>6</w:t>
       </w:r>
       <w:r>
         <w:rPr>
